--- a/policies/build/rewrite_reference/HCO_AAC_2_v2_REWRITE_DRAFT.docx
+++ b/policies/build/rewrite_reference/HCO_AAC_2_v2_REWRITE_DRAFT.docx
@@ -309,7 +309,7 @@
         <w:pStyle w:val="ListBullet"/>
       </w:pPr>
       <w:r>
-        <w:t>AAC.1 owns the service directory used to decide acceptance.</w:t>
+        <w:t>The service directory used to decide acceptance is covered in other hospital policies.</w:t>
       </w:r>
     </w:p>
     <w:p>
@@ -317,7 +317,7 @@
         <w:pStyle w:val="ListBullet"/>
       </w:pPr>
       <w:r>
-        <w:t>AAC.3 owns transfer-out when beds or services are unavailable beyond temporary holding.</w:t>
+        <w:t>Transfer-out when beds or services are unavailable beyond temporary holding is covered in other hospital policies.</w:t>
       </w:r>
     </w:p>
     <w:p>
@@ -325,7 +325,7 @@
         <w:pStyle w:val="ListBullet"/>
       </w:pPr>
       <w:r>
-        <w:t>PRE.3 (informed consent) owns the method for specific and invasive consent. This policy owns that general consent for treatment is obtained at entry and that its scope is defined and explained; general consent must not include invasive procedures that need specific consent.</w:t>
+        <w:t>Specific and invasive-procedure consent is covered in other hospital policies. This policy owns that general consent for treatment is obtained at entry and that its scope is defined and explained; general consent must not include invasive procedures that need specific consent.</w:t>
       </w:r>
     </w:p>
     <w:p>
@@ -493,13 +493,13 @@
     <w:p>
       <w:pPr/>
       <w:r>
-        <w:t>Registration and admission staff know the services «Hospital Name» can provide (from the AAC.1 service directory) and whom to contact for clarification — the duty doctor, the Head of the relevant department, or the Medical Superintendent.</w:t>
+        <w:t>Registration and admission staff know the services «Hospital Name» can provide (from the service directory) and whom to contact for clarification — the duty doctor, the Head of the relevant department, or the Medical Superintendent.</w:t>
       </w:r>
     </w:p>
     <w:p>
       <w:pPr/>
       <w:r>
-        <w:t>Patients are accepted only if the organisation can provide the required service. In emergency, life-saving treatment is initiated before any decision about acceptance. If after stabilisation the hospital still cannot provide the needed service, AAC.3 transfer-out applies.</w:t>
+        <w:t>Patients are accepted only if the organisation can provide the required service. In emergency, life-saving treatment is initiated before any decision about acceptance. If after stabilisation the hospital still cannot provide the needed service, transfer-out procedures apply.</w:t>
       </w:r>
     </w:p>
     <w:p>
@@ -1517,7 +1517,7 @@
         <w:pStyle w:val="ListBullet"/>
       </w:pPr>
       <w:r>
-        <w:t>Current AAC.1 service directory available at registration points.</w:t>
+        <w:t>Current service directory available at registration points.</w:t>
       </w:r>
     </w:p>
     <w:p>
@@ -1630,14 +1630,6 @@
       </w:pPr>
       <w:r>
         <w:t>National Accreditation Board for Hospitals and Healthcare Providers (NABH), Guidebook to Accreditation Standards for Hospitals, 6th Edition — Access, Assessment and Continuity of Care (AAC), standard AAC.2.</w:t>
-      </w:r>
-    </w:p>
-    <w:p>
-      <w:pPr>
-        <w:pStyle w:val="ListBullet"/>
-      </w:pPr>
-      <w:r>
-        <w:t>Internal documents of «Hospital Name»: registration and admission written guidance; unique-number procedure; alternate-organisation list; temporary-holding and bed-category guidance; clinical-priority and visual-identification guidance; PRE informed-consent policy.</w:t>
       </w:r>
     </w:p>
     <w:p>
